--- a/Templates/шаблоны актов без залогов/физ иниц рестр + реал/Принятие заявления о призании должника банкротом.docx
+++ b/Templates/шаблоны актов без залогов/физ иниц рестр + реал/Принятие заявления о призании должника банкротом.docx
@@ -129,7 +129,6 @@
         </w:rPr>
         <w:t>.</w:t>
       </w:r>
-      <w:proofErr w:type="spellStart"/>
       <w:r>
         <w:rPr>
           <w:rFonts w:ascii="Times New Roman" w:eastAsia="Times New Roman" w:hAnsi="Times New Roman" w:cs="Times New Roman"/>
@@ -137,14 +136,12 @@
         </w:rPr>
         <w:t>rostov</w:t>
       </w:r>
-      <w:proofErr w:type="spellEnd"/>
       <w:r>
         <w:rPr>
           <w:rFonts w:ascii="Times New Roman" w:eastAsia="Times New Roman" w:hAnsi="Times New Roman" w:cs="Times New Roman"/>
         </w:rPr>
         <w:t>.</w:t>
       </w:r>
-      <w:proofErr w:type="spellStart"/>
       <w:r>
         <w:rPr>
           <w:rFonts w:ascii="Times New Roman" w:eastAsia="Times New Roman" w:hAnsi="Times New Roman" w:cs="Times New Roman"/>
@@ -152,14 +149,12 @@
         </w:rPr>
         <w:t>arbitr</w:t>
       </w:r>
-      <w:proofErr w:type="spellEnd"/>
       <w:r>
         <w:rPr>
           <w:rFonts w:ascii="Times New Roman" w:eastAsia="Times New Roman" w:hAnsi="Times New Roman" w:cs="Times New Roman"/>
         </w:rPr>
         <w:t>.</w:t>
       </w:r>
-      <w:proofErr w:type="spellStart"/>
       <w:r>
         <w:rPr>
           <w:rFonts w:ascii="Times New Roman" w:eastAsia="Times New Roman" w:hAnsi="Times New Roman" w:cs="Times New Roman"/>
@@ -167,7 +162,6 @@
         </w:rPr>
         <w:t>ru</w:t>
       </w:r>
-      <w:proofErr w:type="spellEnd"/>
       <w:r>
         <w:rPr>
           <w:rFonts w:ascii="Times New Roman" w:eastAsia="Times New Roman" w:hAnsi="Times New Roman" w:cs="Times New Roman"/>
@@ -200,7 +194,6 @@
         </w:rPr>
         <w:t>@</w:t>
       </w:r>
-      <w:proofErr w:type="spellStart"/>
       <w:r>
         <w:rPr>
           <w:rFonts w:ascii="Times New Roman" w:eastAsia="Times New Roman" w:hAnsi="Times New Roman" w:cs="Times New Roman"/>
@@ -208,14 +201,12 @@
         </w:rPr>
         <w:t>rostov</w:t>
       </w:r>
-      <w:proofErr w:type="spellEnd"/>
       <w:r>
         <w:rPr>
           <w:rFonts w:ascii="Times New Roman" w:eastAsia="Times New Roman" w:hAnsi="Times New Roman" w:cs="Times New Roman"/>
         </w:rPr>
         <w:t>.</w:t>
       </w:r>
-      <w:proofErr w:type="spellStart"/>
       <w:r>
         <w:rPr>
           <w:rFonts w:ascii="Times New Roman" w:eastAsia="Times New Roman" w:hAnsi="Times New Roman" w:cs="Times New Roman"/>
@@ -223,14 +214,12 @@
         </w:rPr>
         <w:t>arbitr</w:t>
       </w:r>
-      <w:proofErr w:type="spellEnd"/>
       <w:r>
         <w:rPr>
           <w:rFonts w:ascii="Times New Roman" w:eastAsia="Times New Roman" w:hAnsi="Times New Roman" w:cs="Times New Roman"/>
         </w:rPr>
         <w:t>.</w:t>
       </w:r>
-      <w:proofErr w:type="spellStart"/>
       <w:r>
         <w:rPr>
           <w:rFonts w:ascii="Times New Roman" w:eastAsia="Times New Roman" w:hAnsi="Times New Roman" w:cs="Times New Roman"/>
@@ -238,7 +227,6 @@
         </w:rPr>
         <w:t>ru</w:t>
       </w:r>
-      <w:proofErr w:type="spellEnd"/>
     </w:p>
     <w:p>
       <w:pPr>
@@ -807,49 +795,7 @@
         <w:rPr>
           <w:rFonts w:ascii="Times New Roman" w:eastAsia="Times New Roman" w:hAnsi="Times New Roman" w:cs="Times New Roman"/>
         </w:rPr>
-        <w:t xml:space="preserve">– выданную банком справку о наличии счетов, вкладов (депозитов) в банке и (или) об остатках денежных средств на счетах, во вкладах (депозитах), об остатках электронных денежных средств (электронные кошельки </w:t>
-      </w:r>
-      <w:proofErr w:type="spellStart"/>
-      <w:r>
-        <w:rPr>
-          <w:rFonts w:ascii="Times New Roman" w:eastAsia="Times New Roman" w:hAnsi="Times New Roman" w:cs="Times New Roman"/>
-        </w:rPr>
-        <w:t>Qiwi</w:t>
-      </w:r>
-      <w:proofErr w:type="spellEnd"/>
-      <w:r>
-        <w:rPr>
-          <w:rFonts w:ascii="Times New Roman" w:eastAsia="Times New Roman" w:hAnsi="Times New Roman" w:cs="Times New Roman"/>
-        </w:rPr>
-        <w:t xml:space="preserve">, </w:t>
-      </w:r>
-      <w:proofErr w:type="spellStart"/>
-      <w:r>
-        <w:rPr>
-          <w:rFonts w:ascii="Times New Roman" w:eastAsia="Times New Roman" w:hAnsi="Times New Roman" w:cs="Times New Roman"/>
-        </w:rPr>
-        <w:t>ЮMoney</w:t>
-      </w:r>
-      <w:proofErr w:type="spellEnd"/>
-      <w:r>
-        <w:rPr>
-          <w:rFonts w:ascii="Times New Roman" w:eastAsia="Times New Roman" w:hAnsi="Times New Roman" w:cs="Times New Roman"/>
-        </w:rPr>
-        <w:t xml:space="preserve">, </w:t>
-      </w:r>
-      <w:proofErr w:type="spellStart"/>
-      <w:r>
-        <w:rPr>
-          <w:rFonts w:ascii="Times New Roman" w:eastAsia="Times New Roman" w:hAnsi="Times New Roman" w:cs="Times New Roman"/>
-        </w:rPr>
-        <w:t>Яндекс.Деньги</w:t>
-      </w:r>
-      <w:proofErr w:type="spellEnd"/>
-      <w:r>
-        <w:rPr>
-          <w:rFonts w:ascii="Times New Roman" w:eastAsia="Times New Roman" w:hAnsi="Times New Roman" w:cs="Times New Roman"/>
-        </w:rPr>
-        <w:t xml:space="preserve"> и проч.) и о переводах электронных денежных средств, выписки по операциям на счетах, по вкладам (депозитам) граждан, полученные не ранее чем за десять дней до направления отзыва на заявление о признании гражданина банкротом.</w:t>
+        <w:t>– выданную банком справку о наличии счетов, вкладов (депозитов) в банке и (или) об остатках денежных средств на счетах, во вкладах (депозитах), об остатках электронных денежных средств (электронные кошельки Qiwi, ЮMoney, Яндекс.Деньги и проч.) и о переводах электронных денежных средств, выписки по операциям на счетах, по вкладам (депозитам) граждан, полученные не ранее чем за десять дней до направления отзыва на заявление о признании гражданина банкротом.</w:t>
       </w:r>
     </w:p>
     <w:p>
@@ -866,7 +812,19 @@
           <w:rFonts w:ascii="Times New Roman" w:eastAsia="Times New Roman" w:hAnsi="Times New Roman" w:cs="Times New Roman"/>
         </w:rPr>
         <w:lastRenderedPageBreak/>
-        <w:t>Обязать Управление Федеральной налоговой службы по Ростовской области (адрес: 344002, г. Ростов-на-Дону, ул. Социалистическая, д. 96-98) в срок до 08.07.2024 представить сведения о наличии (отсутствии) у должника задолженности по обязательным платежам; о наличии у должника счетов в кредитных организациях; подтвердить наличие или отсутствие статуса индивидуального предпринимателя, в случае наличия выписку из ЕГРИП в отношении должника; указать, является, ли должник участником юридических лиц.</w:t>
+        <w:t xml:space="preserve">Обязать Управление Федеральной налоговой службы по Ростовской области (адрес: 344002, г. Ростов-на-Дону, ул. Социалистическая, д. 96-98) в срок до </w:t>
+      </w:r>
+      <w:r>
+        <w:rPr>
+          <w:rFonts w:ascii="Times New Roman" w:eastAsia="Times New Roman" w:hAnsi="Times New Roman" w:cs="Times New Roman"/>
+        </w:rPr>
+        <w:t>[99]</w:t>
+      </w:r>
+      <w:r>
+        <w:rPr>
+          <w:rFonts w:ascii="Times New Roman" w:eastAsia="Times New Roman" w:hAnsi="Times New Roman" w:cs="Times New Roman"/>
+        </w:rPr>
+        <w:t xml:space="preserve"> представить сведения о наличии (отсутствии) у должника задолженности по обязательным платежам; о наличии у должника счетов в кредитных организациях; подтвердить наличие или отсутствие статуса индивидуального предпринимателя, в случае наличия выписку из ЕГРИП в отношении должника; указать, является, ли должник участником юридических лиц.</w:t>
       </w:r>
     </w:p>
     <w:p>
@@ -974,21 +932,7 @@
         <w:rPr>
           <w:rFonts w:ascii="Times New Roman" w:eastAsia="Times New Roman" w:hAnsi="Times New Roman" w:cs="Times New Roman"/>
         </w:rPr>
-        <w:t>С информацией о движении дела можно ознакомиться на официальном сайте суда по адресу: http://rostov.arbitr.ru. Адрес электронной почты суда: (</w:t>
-      </w:r>
-      <w:proofErr w:type="spellStart"/>
-      <w:r>
-        <w:rPr>
-          <w:rFonts w:ascii="Times New Roman" w:eastAsia="Times New Roman" w:hAnsi="Times New Roman" w:cs="Times New Roman"/>
-        </w:rPr>
-        <w:t>e-mail</w:t>
-      </w:r>
-      <w:proofErr w:type="spellEnd"/>
-      <w:r>
-        <w:rPr>
-          <w:rFonts w:ascii="Times New Roman" w:eastAsia="Times New Roman" w:hAnsi="Times New Roman" w:cs="Times New Roman"/>
-        </w:rPr>
-        <w:t xml:space="preserve">): </w:t>
+        <w:t xml:space="preserve">С информацией о движении дела можно ознакомиться на официальном сайте суда по адресу: http://rostov.arbitr.ru. Адрес электронной почты суда: (e-mail): </w:t>
       </w:r>
       <w:hyperlink r:id="rId7" w:tooltip="mailto:info@rostov.arbitr.ru." w:history="1">
         <w:r>
@@ -1359,7 +1303,7 @@
     <w:lsdException w:name="Table Web 2" w:semiHidden="1" w:unhideWhenUsed="1"/>
     <w:lsdException w:name="Table Web 3" w:semiHidden="1" w:unhideWhenUsed="1"/>
     <w:lsdException w:name="Balloon Text" w:semiHidden="1" w:unhideWhenUsed="1"/>
-    <w:lsdException w:name="Table Grid" w:semiHidden="1" w:uiPriority="59" w:unhideWhenUsed="1"/>
+    <w:lsdException w:name="Table Grid" w:uiPriority="59"/>
     <w:lsdException w:name="Table Theme" w:semiHidden="1" w:unhideWhenUsed="1"/>
     <w:lsdException w:name="Placeholder Text" w:semiHidden="1"/>
     <w:lsdException w:name="No Spacing" w:uiPriority="1" w:qFormat="1"/>
